--- a/Notes/ChangePointDetection_notes.docx
+++ b/Notes/ChangePointDetection_notes.docx
@@ -365,6 +365,7 @@
           <w:bCs/>
         </w:rPr>
       </w:pPr>
+      <w:bookmarkStart w:id="0" w:name="OLE_LINK1"/>
       <w:r>
         <w:rPr>
           <w:b/>
@@ -420,6 +421,7 @@
         <w:t>.</w:t>
       </w:r>
     </w:p>
+    <w:bookmarkEnd w:id="0"/>
     <w:p>
       <w:pPr>
         <w:pStyle w:val="ListParagraph"/>
